--- a/Files/04 - Bamidbar/01 - Bamidbar/5783/Bamidbar 5783.docx
+++ b/Files/04 - Bamidbar/01 - Bamidbar/5783/Bamidbar 5783.docx
@@ -100,7 +100,19 @@
         <w:rPr>
           <w:rFonts w:ascii="Times New Roman" w:hAnsi="Times New Roman" w:cs="Times New Roman"/>
         </w:rPr>
-        <w:t>. Just as an aside, not the main part of this talk, my quiz question for everyone I</w:t>
+        <w:t xml:space="preserve">. </w:t>
+      </w:r>
+      <w:r>
+        <w:rPr>
+          <w:rFonts w:ascii="Times New Roman" w:hAnsi="Times New Roman" w:cs="Times New Roman"/>
+        </w:rPr>
+        <w:t>A</w:t>
+      </w:r>
+      <w:r>
+        <w:rPr>
+          <w:rFonts w:ascii="Times New Roman" w:hAnsi="Times New Roman" w:cs="Times New Roman"/>
+        </w:rPr>
+        <w:t>s an aside, my quiz question for everyone I</w:t>
       </w:r>
       <w:r>
         <w:rPr>
@@ -258,7 +270,19 @@
         <w:rPr>
           <w:rFonts w:ascii="Times New Roman" w:hAnsi="Times New Roman" w:cs="Times New Roman"/>
         </w:rPr>
-        <w:t xml:space="preserve">? And everyone looks at me with a glazed look and I answer them </w:t>
+        <w:t xml:space="preserve">? </w:t>
+      </w:r>
+      <w:r>
+        <w:rPr>
+          <w:rFonts w:ascii="Times New Roman" w:hAnsi="Times New Roman" w:cs="Times New Roman"/>
+        </w:rPr>
+        <w:t>E</w:t>
+      </w:r>
+      <w:r>
+        <w:rPr>
+          <w:rFonts w:ascii="Times New Roman" w:hAnsi="Times New Roman" w:cs="Times New Roman"/>
+        </w:rPr>
+        <w:t xml:space="preserve">veryone looks at me with a glazed look and I answer them </w:t>
       </w:r>
       <w:r>
         <w:rPr>
@@ -1999,7 +2023,7 @@
         <w:rPr>
           <w:rFonts w:ascii="Times New Roman" w:hAnsi="Times New Roman" w:cs="Times New Roman"/>
         </w:rPr>
-        <w:t xml:space="preserve">ll become a </w:t>
+        <w:t>ll become a</w:t>
       </w:r>
       <w:r>
         <w:rPr>

--- a/Files/04 - Bamidbar/01 - Bamidbar/5783/Bamidbar 5783.docx
+++ b/Files/04 - Bamidbar/01 - Bamidbar/5783/Bamidbar 5783.docx
@@ -2023,7 +2023,7 @@
         <w:rPr>
           <w:rFonts w:ascii="Times New Roman" w:hAnsi="Times New Roman" w:cs="Times New Roman"/>
         </w:rPr>
-        <w:t>ll become a</w:t>
+        <w:t xml:space="preserve">ll become a </w:t>
       </w:r>
       <w:r>
         <w:rPr>
